--- a/Fase 1/Evidencias Individuales/Gallegos_Felipe_1.2_APT122_DiarioReflexionFase1.docx
+++ b/Fase 1/Evidencias Individuales/Gallegos_Felipe_1.2_APT122_DiarioReflexionFase1.docx
@@ -364,7 +364,7 @@
             <w:pPr>
               <w:rPr>
                 <w:rFonts w:eastAsiaTheme="majorEastAsia"/>
-                <w:color w:val="767171" w:themeColor="background2" w:themeShade="80"/>
+                <w:color w:val="4472C4" w:themeColor="accent5"/>
                 <w:sz w:val="24"/>
                 <w:szCs w:val="24"/>
               </w:rPr>
@@ -372,7 +372,7 @@
             <w:r>
               <w:rPr>
                 <w:rFonts w:eastAsiaTheme="majorEastAsia"/>
-                <w:color w:val="767171" w:themeColor="background2" w:themeShade="80"/>
+                <w:color w:val="4472C4" w:themeColor="accent5"/>
                 <w:sz w:val="24"/>
                 <w:szCs w:val="24"/>
               </w:rPr>
@@ -381,28 +381,28 @@
             <w:r>
               <w:rPr>
                 <w:rFonts w:eastAsiaTheme="majorEastAsia"/>
-                <w:color w:val="767171" w:themeColor="background2" w:themeShade="80"/>
-                <w:sz w:val="24"/>
-                <w:szCs w:val="24"/>
-              </w:rPr>
-              <w:t xml:space="preserve"> de requisitos: disfrute entender los problemas del negocio, traducirlos en requisitos claros . me gusta la capacidad de definir el alcance de los proyectos</w:t>
+                <w:color w:val="4472C4" w:themeColor="accent5"/>
+                <w:sz w:val="24"/>
+                <w:szCs w:val="24"/>
+              </w:rPr>
+              <w:t xml:space="preserve"> de requisitos: disfrute entender los problemas del negocio, traducirlos en requisitos claros. me gusta la capacidad de definir el alcance de los proyectos</w:t>
             </w:r>
           </w:p>
           <w:p>
             <w:pPr>
               <w:rPr>
                 <w:rFonts w:eastAsiaTheme="majorEastAsia"/>
-                <w:color w:val="767171" w:themeColor="background2" w:themeShade="80"/>
-                <w:sz w:val="24"/>
-                <w:szCs w:val="24"/>
-              </w:rPr>
-            </w:pPr>
-          </w:p>
-          <w:p>
-            <w:pPr>
-              <w:rPr>
-                <w:rFonts w:eastAsiaTheme="majorEastAsia"/>
-                <w:color w:val="767171" w:themeColor="background2" w:themeShade="80"/>
+                <w:color w:val="4472C4" w:themeColor="accent5"/>
+                <w:sz w:val="24"/>
+                <w:szCs w:val="24"/>
+              </w:rPr>
+            </w:pPr>
+          </w:p>
+          <w:p>
+            <w:pPr>
+              <w:rPr>
+                <w:rFonts w:eastAsiaTheme="majorEastAsia"/>
+                <w:color w:val="4472C4" w:themeColor="accent5"/>
                 <w:sz w:val="24"/>
                 <w:szCs w:val="24"/>
               </w:rPr>
@@ -410,7 +410,7 @@
             <w:r>
               <w:rPr>
                 <w:rFonts w:eastAsiaTheme="majorEastAsia"/>
-                <w:color w:val="767171" w:themeColor="background2" w:themeShade="80"/>
+                <w:color w:val="4472C4" w:themeColor="accent5"/>
                 <w:sz w:val="24"/>
                 <w:szCs w:val="24"/>
               </w:rPr>
@@ -513,7 +513,7 @@
             <w:pPr>
               <w:rPr>
                 <w:rFonts w:eastAsiaTheme="majorEastAsia"/>
-                <w:color w:val="767171" w:themeColor="background2" w:themeShade="80"/>
+                <w:color w:val="4472C4" w:themeColor="accent5"/>
                 <w:sz w:val="24"/>
                 <w:szCs w:val="24"/>
               </w:rPr>
@@ -521,7 +521,7 @@
             <w:r>
               <w:rPr>
                 <w:rFonts w:eastAsiaTheme="majorEastAsia"/>
-                <w:color w:val="767171" w:themeColor="background2" w:themeShade="80"/>
+                <w:color w:val="4472C4" w:themeColor="accent5"/>
                 <w:sz w:val="24"/>
                 <w:szCs w:val="24"/>
               </w:rPr>
@@ -532,7 +532,7 @@
             <w:pPr>
               <w:rPr>
                 <w:rFonts w:eastAsiaTheme="majorEastAsia"/>
-                <w:color w:val="767171" w:themeColor="background2" w:themeShade="80"/>
+                <w:color w:val="4472C4" w:themeColor="accent5"/>
                 <w:sz w:val="24"/>
                 <w:szCs w:val="24"/>
               </w:rPr>
@@ -540,7 +540,7 @@
             <w:r>
               <w:rPr>
                 <w:rFonts w:eastAsiaTheme="majorEastAsia"/>
-                <w:color w:val="767171" w:themeColor="background2" w:themeShade="80"/>
+                <w:color w:val="4472C4" w:themeColor="accent5"/>
                 <w:sz w:val="24"/>
                 <w:szCs w:val="24"/>
               </w:rPr>
@@ -551,7 +551,7 @@
             <w:pPr>
               <w:rPr>
                 <w:rFonts w:eastAsiaTheme="majorEastAsia"/>
-                <w:color w:val="767171" w:themeColor="background2" w:themeShade="80"/>
+                <w:color w:val="4472C4" w:themeColor="accent5"/>
                 <w:sz w:val="24"/>
                 <w:szCs w:val="24"/>
               </w:rPr>
@@ -559,7 +559,7 @@
             <w:r>
               <w:rPr>
                 <w:rFonts w:eastAsiaTheme="majorEastAsia"/>
-                <w:color w:val="767171" w:themeColor="background2" w:themeShade="80"/>
+                <w:color w:val="4472C4" w:themeColor="accent5"/>
                 <w:sz w:val="24"/>
                 <w:szCs w:val="24"/>
               </w:rPr>
@@ -1258,7 +1258,27 @@
                 <w:sz w:val="24"/>
                 <w:szCs w:val="24"/>
               </w:rPr>
-              <w:t xml:space="preserve">Machine learning </w:t>
+              <w:t xml:space="preserve">Machine </w:t>
+            </w:r>
+            <w:proofErr w:type="spellStart"/>
+            <w:r>
+              <w:rPr>
+                <w:rFonts w:eastAsiaTheme="majorEastAsia"/>
+                <w:color w:val="C00000"/>
+                <w:sz w:val="24"/>
+                <w:szCs w:val="24"/>
+              </w:rPr>
+              <w:t>learning</w:t>
+            </w:r>
+            <w:proofErr w:type="spellEnd"/>
+            <w:r>
+              <w:rPr>
+                <w:rFonts w:eastAsiaTheme="majorEastAsia"/>
+                <w:color w:val="C00000"/>
+                <w:sz w:val="24"/>
+                <w:szCs w:val="24"/>
+              </w:rPr>
+              <w:t xml:space="preserve"> </w:t>
             </w:r>
           </w:p>
           <w:p>
@@ -1311,7 +1331,7 @@
               <w:jc w:val="both"/>
               <w:rPr>
                 <w:rFonts w:eastAsiaTheme="majorEastAsia"/>
-                <w:color w:val="767171" w:themeColor="background2" w:themeShade="80"/>
+                <w:color w:val="4472C4" w:themeColor="accent5"/>
                 <w:sz w:val="24"/>
                 <w:szCs w:val="24"/>
               </w:rPr>
@@ -1319,11 +1339,51 @@
             <w:r>
               <w:rPr>
                 <w:rFonts w:eastAsiaTheme="majorEastAsia"/>
-                <w:color w:val="767171" w:themeColor="background2" w:themeShade="80"/>
-                <w:sz w:val="24"/>
-                <w:szCs w:val="24"/>
-              </w:rPr>
-              <w:t>Me siento seguro en el área de diseño y gestión de requisitos ya que siento que soy capaz de poder entender las necesidades del cliente y como traducirlas, siento que mi entendimiento de bases de datos esta en un buen nivel, así como mis habilidades para crear paginas web y testear su calidad</w:t>
+                <w:color w:val="4472C4" w:themeColor="accent5"/>
+                <w:sz w:val="24"/>
+                <w:szCs w:val="24"/>
+              </w:rPr>
+              <w:t xml:space="preserve">Me siento seguro en el área de diseño y gestión de requisitos ya que siento que soy capaz de poder entender las necesidades del cliente y como traducirlas, siento que mi entendimiento de bases de datos </w:t>
+            </w:r>
+            <w:proofErr w:type="spellStart"/>
+            <w:r>
+              <w:rPr>
+                <w:rFonts w:eastAsiaTheme="majorEastAsia"/>
+                <w:color w:val="4472C4" w:themeColor="accent5"/>
+                <w:sz w:val="24"/>
+                <w:szCs w:val="24"/>
+              </w:rPr>
+              <w:t>esta</w:t>
+            </w:r>
+            <w:proofErr w:type="spellEnd"/>
+            <w:r>
+              <w:rPr>
+                <w:rFonts w:eastAsiaTheme="majorEastAsia"/>
+                <w:color w:val="4472C4" w:themeColor="accent5"/>
+                <w:sz w:val="24"/>
+                <w:szCs w:val="24"/>
+              </w:rPr>
+              <w:t xml:space="preserve"> en un buen nivel, así como mis habilidades para crear </w:t>
+            </w:r>
+            <w:proofErr w:type="spellStart"/>
+            <w:r>
+              <w:rPr>
+                <w:rFonts w:eastAsiaTheme="majorEastAsia"/>
+                <w:color w:val="4472C4" w:themeColor="accent5"/>
+                <w:sz w:val="24"/>
+                <w:szCs w:val="24"/>
+              </w:rPr>
+              <w:t>paginas</w:t>
+            </w:r>
+            <w:proofErr w:type="spellEnd"/>
+            <w:r>
+              <w:rPr>
+                <w:rFonts w:eastAsiaTheme="majorEastAsia"/>
+                <w:color w:val="4472C4" w:themeColor="accent5"/>
+                <w:sz w:val="24"/>
+                <w:szCs w:val="24"/>
+              </w:rPr>
+              <w:t xml:space="preserve"> web y testear su calidad</w:t>
             </w:r>
           </w:p>
           <w:p>
@@ -1334,7 +1394,7 @@
               <w:jc w:val="both"/>
               <w:rPr>
                 <w:rFonts w:eastAsiaTheme="majorEastAsia"/>
-                <w:color w:val="767171" w:themeColor="background2" w:themeShade="80"/>
+                <w:color w:val="4472C4" w:themeColor="accent5"/>
                 <w:sz w:val="24"/>
                 <w:szCs w:val="24"/>
               </w:rPr>
@@ -1348,7 +1408,7 @@
               <w:jc w:val="both"/>
               <w:rPr>
                 <w:rFonts w:eastAsiaTheme="majorEastAsia"/>
-                <w:color w:val="767171" w:themeColor="background2" w:themeShade="80"/>
+                <w:color w:val="4472C4" w:themeColor="accent5"/>
                 <w:sz w:val="24"/>
                 <w:szCs w:val="24"/>
               </w:rPr>
@@ -1356,7 +1416,7 @@
             <w:r>
               <w:rPr>
                 <w:rFonts w:eastAsiaTheme="majorEastAsia"/>
-                <w:color w:val="767171" w:themeColor="background2" w:themeShade="80"/>
+                <w:color w:val="4472C4" w:themeColor="accent5"/>
                 <w:sz w:val="24"/>
                 <w:szCs w:val="24"/>
               </w:rPr>
@@ -1371,95 +1431,9 @@
               <w:jc w:val="both"/>
               <w:rPr>
                 <w:rFonts w:eastAsiaTheme="majorEastAsia"/>
-                <w:color w:val="767171" w:themeColor="background2" w:themeShade="80"/>
-                <w:sz w:val="24"/>
-                <w:szCs w:val="24"/>
-              </w:rPr>
-            </w:pPr>
-          </w:p>
-          <w:p>
-            <w:pPr>
-              <w:tabs>
-                <w:tab w:val="left" w:pos="454"/>
-              </w:tabs>
-              <w:ind w:left="171"/>
-              <w:jc w:val="both"/>
-              <w:rPr>
-                <w:rFonts w:eastAsiaTheme="majorEastAsia"/>
-                <w:color w:val="767171" w:themeColor="background2" w:themeShade="80"/>
-                <w:sz w:val="24"/>
-                <w:szCs w:val="24"/>
-              </w:rPr>
-            </w:pPr>
-          </w:p>
-          <w:p>
-            <w:pPr>
-              <w:jc w:val="both"/>
-              <w:rPr>
-                <w:rFonts w:eastAsiaTheme="majorEastAsia"/>
-                <w:color w:val="767171" w:themeColor="background2" w:themeShade="80"/>
-                <w:sz w:val="24"/>
-                <w:szCs w:val="24"/>
-              </w:rPr>
-            </w:pPr>
-          </w:p>
-          <w:p>
-            <w:pPr>
-              <w:jc w:val="both"/>
-              <w:rPr>
-                <w:rFonts w:ascii="Calibri" w:hAnsi="Calibri"/>
-                <w:b/>
-                <w:bCs/>
-              </w:rPr>
-            </w:pPr>
-          </w:p>
-          <w:p>
-            <w:pPr>
-              <w:jc w:val="both"/>
-              <w:rPr>
-                <w:rFonts w:ascii="Calibri" w:hAnsi="Calibri"/>
-                <w:b/>
-                <w:bCs/>
-              </w:rPr>
-            </w:pPr>
-          </w:p>
-          <w:p>
-            <w:pPr>
-              <w:jc w:val="both"/>
-              <w:rPr>
-                <w:rFonts w:ascii="Calibri" w:hAnsi="Calibri"/>
-                <w:b/>
-                <w:bCs/>
-              </w:rPr>
-            </w:pPr>
-          </w:p>
-          <w:p>
-            <w:pPr>
-              <w:jc w:val="both"/>
-              <w:rPr>
-                <w:rFonts w:ascii="Calibri" w:hAnsi="Calibri"/>
-                <w:b/>
-                <w:bCs/>
-              </w:rPr>
-            </w:pPr>
-          </w:p>
-          <w:p>
-            <w:pPr>
-              <w:jc w:val="both"/>
-              <w:rPr>
-                <w:rFonts w:ascii="Calibri" w:hAnsi="Calibri"/>
-                <w:b/>
-                <w:bCs/>
-              </w:rPr>
-            </w:pPr>
-          </w:p>
-          <w:p>
-            <w:pPr>
-              <w:jc w:val="both"/>
-              <w:rPr>
-                <w:rFonts w:ascii="Calibri" w:hAnsi="Calibri"/>
-                <w:b/>
-                <w:bCs/>
+                <w:color w:val="4472C4" w:themeColor="accent5"/>
+                <w:sz w:val="24"/>
+                <w:szCs w:val="24"/>
               </w:rPr>
             </w:pPr>
           </w:p>
@@ -1491,103 +1465,6 @@
     </w:p>
     <w:p/>
     <w:p/>
-    <w:p/>
-    <w:p>
-      <w:pPr>
-        <w:spacing w:after="0" w:line="360" w:lineRule="auto"/>
-        <w:jc w:val="both"/>
-        <w:rPr>
-          <w:b/>
-          <w:bCs/>
-          <w:sz w:val="24"/>
-          <w:szCs w:val="24"/>
-        </w:rPr>
-      </w:pPr>
-    </w:p>
-    <w:p>
-      <w:pPr>
-        <w:spacing w:after="0" w:line="360" w:lineRule="auto"/>
-        <w:jc w:val="both"/>
-        <w:rPr>
-          <w:b/>
-          <w:bCs/>
-          <w:sz w:val="24"/>
-          <w:szCs w:val="24"/>
-        </w:rPr>
-      </w:pPr>
-    </w:p>
-    <w:p>
-      <w:pPr>
-        <w:spacing w:after="0" w:line="360" w:lineRule="auto"/>
-        <w:jc w:val="both"/>
-        <w:rPr>
-          <w:b/>
-          <w:bCs/>
-          <w:sz w:val="24"/>
-          <w:szCs w:val="24"/>
-        </w:rPr>
-      </w:pPr>
-    </w:p>
-    <w:p>
-      <w:pPr>
-        <w:spacing w:after="0" w:line="360" w:lineRule="auto"/>
-        <w:jc w:val="both"/>
-        <w:rPr>
-          <w:b/>
-          <w:bCs/>
-          <w:sz w:val="24"/>
-          <w:szCs w:val="24"/>
-        </w:rPr>
-      </w:pPr>
-    </w:p>
-    <w:p>
-      <w:pPr>
-        <w:spacing w:after="0" w:line="360" w:lineRule="auto"/>
-        <w:jc w:val="both"/>
-        <w:rPr>
-          <w:b/>
-          <w:bCs/>
-          <w:sz w:val="24"/>
-          <w:szCs w:val="24"/>
-        </w:rPr>
-      </w:pPr>
-    </w:p>
-    <w:p>
-      <w:pPr>
-        <w:spacing w:after="0" w:line="360" w:lineRule="auto"/>
-        <w:jc w:val="both"/>
-        <w:rPr>
-          <w:b/>
-          <w:bCs/>
-          <w:sz w:val="24"/>
-          <w:szCs w:val="24"/>
-        </w:rPr>
-      </w:pPr>
-    </w:p>
-    <w:p>
-      <w:pPr>
-        <w:spacing w:after="0" w:line="360" w:lineRule="auto"/>
-        <w:jc w:val="both"/>
-        <w:rPr>
-          <w:b/>
-          <w:bCs/>
-          <w:sz w:val="24"/>
-          <w:szCs w:val="24"/>
-        </w:rPr>
-      </w:pPr>
-    </w:p>
-    <w:p>
-      <w:pPr>
-        <w:spacing w:after="0" w:line="360" w:lineRule="auto"/>
-        <w:jc w:val="both"/>
-        <w:rPr>
-          <w:b/>
-          <w:bCs/>
-          <w:sz w:val="24"/>
-          <w:szCs w:val="24"/>
-        </w:rPr>
-      </w:pPr>
-    </w:p>
     <w:p>
       <w:pPr>
         <w:spacing w:after="0" w:line="360" w:lineRule="auto"/>
@@ -1642,6 +1519,7 @@
                 <w:sz w:val="24"/>
                 <w:szCs w:val="24"/>
               </w:rPr>
+              <w:lastRenderedPageBreak/>
               <w:t>3. A partir de las respuestas anteriores y el perfil de egreso de tu carrera (competencias), responde las siguientes preguntas:</w:t>
             </w:r>
           </w:p>
@@ -1717,7 +1595,7 @@
               <w:jc w:val="both"/>
               <w:rPr>
                 <w:rFonts w:eastAsiaTheme="majorEastAsia"/>
-                <w:color w:val="767171" w:themeColor="background2" w:themeShade="80"/>
+                <w:color w:val="4472C4" w:themeColor="accent5"/>
                 <w:sz w:val="24"/>
                 <w:szCs w:val="24"/>
               </w:rPr>
@@ -1725,7 +1603,7 @@
             <w:r>
               <w:rPr>
                 <w:rFonts w:eastAsiaTheme="majorEastAsia"/>
-                <w:color w:val="767171" w:themeColor="background2" w:themeShade="80"/>
+                <w:color w:val="4472C4" w:themeColor="accent5"/>
                 <w:sz w:val="24"/>
                 <w:szCs w:val="24"/>
               </w:rPr>
@@ -1838,7 +1716,7 @@
               <w:jc w:val="both"/>
               <w:rPr>
                 <w:rFonts w:eastAsiaTheme="majorEastAsia"/>
-                <w:color w:val="767171" w:themeColor="background2" w:themeShade="80"/>
+                <w:color w:val="4472C4" w:themeColor="accent5"/>
                 <w:sz w:val="24"/>
                 <w:szCs w:val="24"/>
               </w:rPr>
@@ -1852,7 +1730,7 @@
               <w:jc w:val="both"/>
               <w:rPr>
                 <w:rFonts w:eastAsiaTheme="majorEastAsia"/>
-                <w:color w:val="767171" w:themeColor="background2" w:themeShade="80"/>
+                <w:color w:val="4472C4" w:themeColor="accent5"/>
                 <w:sz w:val="24"/>
                 <w:szCs w:val="24"/>
               </w:rPr>
@@ -1860,12 +1738,23 @@
             <w:r>
               <w:rPr>
                 <w:rFonts w:eastAsiaTheme="majorEastAsia"/>
-                <w:color w:val="767171" w:themeColor="background2" w:themeShade="80"/>
-                <w:sz w:val="24"/>
-                <w:szCs w:val="24"/>
-              </w:rPr>
-              <w:t>El uso de software para tratamiento de datos y el área de minería de datos o machine learning</w:t>
+                <w:color w:val="4472C4" w:themeColor="accent5"/>
+                <w:sz w:val="24"/>
+                <w:szCs w:val="24"/>
+              </w:rPr>
+              <w:t xml:space="preserve">El uso de software para tratamiento de datos y el área de minería de datos o machine </w:t>
             </w:r>
+            <w:proofErr w:type="spellStart"/>
+            <w:r>
+              <w:rPr>
+                <w:rFonts w:eastAsiaTheme="majorEastAsia"/>
+                <w:color w:val="4472C4" w:themeColor="accent5"/>
+                <w:sz w:val="24"/>
+                <w:szCs w:val="24"/>
+              </w:rPr>
+              <w:t>learning</w:t>
+            </w:r>
+            <w:proofErr w:type="spellEnd"/>
           </w:p>
           <w:p>
             <w:pPr>
@@ -1875,7 +1764,7 @@
               <w:jc w:val="both"/>
               <w:rPr>
                 <w:rFonts w:eastAsiaTheme="majorEastAsia"/>
-                <w:color w:val="767171" w:themeColor="background2" w:themeShade="80"/>
+                <w:color w:val="4472C4" w:themeColor="accent5"/>
                 <w:sz w:val="24"/>
                 <w:szCs w:val="24"/>
               </w:rPr>
@@ -1883,12 +1772,63 @@
             <w:r>
               <w:rPr>
                 <w:rFonts w:eastAsiaTheme="majorEastAsia"/>
-                <w:color w:val="767171" w:themeColor="background2" w:themeShade="80"/>
-                <w:sz w:val="24"/>
-                <w:szCs w:val="24"/>
-              </w:rPr>
-              <w:t>Siento que el área de machine learning es un área relacionada con mis intereses que me gustaría fortalecer ya que seria muy útil para mejorar mi desempeño en esta area</w:t>
+                <w:color w:val="4472C4" w:themeColor="accent5"/>
+                <w:sz w:val="24"/>
+                <w:szCs w:val="24"/>
+              </w:rPr>
+              <w:t xml:space="preserve">Siento que el área de machine </w:t>
             </w:r>
+            <w:proofErr w:type="spellStart"/>
+            <w:r>
+              <w:rPr>
+                <w:rFonts w:eastAsiaTheme="majorEastAsia"/>
+                <w:color w:val="4472C4" w:themeColor="accent5"/>
+                <w:sz w:val="24"/>
+                <w:szCs w:val="24"/>
+              </w:rPr>
+              <w:t>learning</w:t>
+            </w:r>
+            <w:proofErr w:type="spellEnd"/>
+            <w:r>
+              <w:rPr>
+                <w:rFonts w:eastAsiaTheme="majorEastAsia"/>
+                <w:color w:val="4472C4" w:themeColor="accent5"/>
+                <w:sz w:val="24"/>
+                <w:szCs w:val="24"/>
+              </w:rPr>
+              <w:t xml:space="preserve"> es un área relacionada con mis intereses que me gustaría fortalecer ya que </w:t>
+            </w:r>
+            <w:proofErr w:type="spellStart"/>
+            <w:r>
+              <w:rPr>
+                <w:rFonts w:eastAsiaTheme="majorEastAsia"/>
+                <w:color w:val="4472C4" w:themeColor="accent5"/>
+                <w:sz w:val="24"/>
+                <w:szCs w:val="24"/>
+              </w:rPr>
+              <w:t>seria</w:t>
+            </w:r>
+            <w:proofErr w:type="spellEnd"/>
+            <w:r>
+              <w:rPr>
+                <w:rFonts w:eastAsiaTheme="majorEastAsia"/>
+                <w:color w:val="4472C4" w:themeColor="accent5"/>
+                <w:sz w:val="24"/>
+                <w:szCs w:val="24"/>
+              </w:rPr>
+              <w:t xml:space="preserve"> muy útil para mejorar mi desempeño en esta </w:t>
+            </w:r>
+            <w:proofErr w:type="spellStart"/>
+            <w:r>
+              <w:rPr>
+                <w:rFonts w:eastAsiaTheme="majorEastAsia"/>
+                <w:color w:val="4472C4" w:themeColor="accent5"/>
+                <w:sz w:val="24"/>
+                <w:szCs w:val="24"/>
+              </w:rPr>
+              <w:t>area</w:t>
+            </w:r>
+            <w:proofErr w:type="spellEnd"/>
           </w:p>
           <w:p>
             <w:pPr>
@@ -2024,7 +1964,7 @@
               <w:jc w:val="both"/>
               <w:rPr>
                 <w:rFonts w:eastAsiaTheme="majorEastAsia"/>
-                <w:color w:val="767171" w:themeColor="background2" w:themeShade="80"/>
+                <w:color w:val="4472C4" w:themeColor="accent5"/>
                 <w:sz w:val="24"/>
                 <w:szCs w:val="24"/>
               </w:rPr>
@@ -2032,7 +1972,7 @@
             <w:r>
               <w:rPr>
                 <w:rFonts w:eastAsiaTheme="majorEastAsia"/>
-                <w:color w:val="767171" w:themeColor="background2" w:themeShade="80"/>
+                <w:color w:val="4472C4" w:themeColor="accent5"/>
                 <w:sz w:val="24"/>
                 <w:szCs w:val="24"/>
               </w:rPr>
@@ -2624,7 +2564,21 @@
               <w:rPr>
                 <w:rFonts w:ascii="Calibri" w:hAnsi="Calibri"/>
               </w:rPr>
-              <w:t>Análisis de datos, Minería de datos, Machine Learning, Bases de datos, Programación (Python/SQL) y Gestión de requisitos.</w:t>
+              <w:t xml:space="preserve">Análisis de datos, Minería de datos, Machine </w:t>
+            </w:r>
+            <w:proofErr w:type="spellStart"/>
+            <w:r>
+              <w:rPr>
+                <w:rFonts w:ascii="Calibri" w:hAnsi="Calibri"/>
+              </w:rPr>
+              <w:t>Learning</w:t>
+            </w:r>
+            <w:proofErr w:type="spellEnd"/>
+            <w:r>
+              <w:rPr>
+                <w:rFonts w:ascii="Calibri" w:hAnsi="Calibri"/>
+              </w:rPr>
+              <w:t>, Bases de datos, Programación (Python/SQL) y Gestión de requisitos.</w:t>
             </w:r>
           </w:p>
           <w:p>
@@ -2654,7 +2608,21 @@
               <w:rPr>
                 <w:rFonts w:ascii="Calibri" w:hAnsi="Calibri"/>
               </w:rPr>
-              <w:t>onstruir un modelo de Machine Learning aplicado a un problema real (ej. predicción de ventas, clasificación de clientes, análisis de sentimiento) con visualización de resultados.</w:t>
+              <w:t xml:space="preserve">onstruir un modelo de Machine </w:t>
+            </w:r>
+            <w:proofErr w:type="spellStart"/>
+            <w:r>
+              <w:rPr>
+                <w:rFonts w:ascii="Calibri" w:hAnsi="Calibri"/>
+              </w:rPr>
+              <w:t>Learning</w:t>
+            </w:r>
+            <w:proofErr w:type="spellEnd"/>
+            <w:r>
+              <w:rPr>
+                <w:rFonts w:ascii="Calibri" w:hAnsi="Calibri"/>
+              </w:rPr>
+              <w:t xml:space="preserve"> aplicado a un problema real (ej. predicción de ventas, clasificación de clientes, análisis de sentimiento) con visualización de resultados.</w:t>
             </w:r>
           </w:p>
           <w:p>
@@ -2684,7 +2652,35 @@
               <w:rPr>
                 <w:rFonts w:ascii="Calibri" w:hAnsi="Calibri"/>
               </w:rPr>
-              <w:t>ector retail, e-commerce, finanzas, salud o logística; o bien usando datos abiertos simulando un entorno de consultoría real.</w:t>
+              <w:t xml:space="preserve">ector </w:t>
+            </w:r>
+            <w:proofErr w:type="spellStart"/>
+            <w:r>
+              <w:rPr>
+                <w:rFonts w:ascii="Calibri" w:hAnsi="Calibri"/>
+              </w:rPr>
+              <w:t>retail</w:t>
+            </w:r>
+            <w:proofErr w:type="spellEnd"/>
+            <w:r>
+              <w:rPr>
+                <w:rFonts w:ascii="Calibri" w:hAnsi="Calibri"/>
+              </w:rPr>
+              <w:t>, e-</w:t>
+            </w:r>
+            <w:proofErr w:type="spellStart"/>
+            <w:r>
+              <w:rPr>
+                <w:rFonts w:ascii="Calibri" w:hAnsi="Calibri"/>
+              </w:rPr>
+              <w:t>commerce</w:t>
+            </w:r>
+            <w:proofErr w:type="spellEnd"/>
+            <w:r>
+              <w:rPr>
+                <w:rFonts w:ascii="Calibri" w:hAnsi="Calibri"/>
+              </w:rPr>
+              <w:t>, finanzas, salud o logística; o bien usando datos abiertos simulando un entorno de consultoría real.</w:t>
             </w:r>
           </w:p>
           <w:p>
@@ -9161,6 +9157,7 @@
   <w:style w:type="character" w:default="1" w:styleId="DefaultParagraphFont">
     <w:name w:val="Default Paragraph Font"/>
     <w:uiPriority w:val="1"/>
+    <w:semiHidden/>
     <w:unhideWhenUsed/>
   </w:style>
   <w:style w:type="table" w:default="1" w:styleId="TableNormal">
